--- a/قصص المستخدم.docx
+++ b/قصص المستخدم.docx
@@ -342,6 +342,112 @@
     </w:p>
     <w:p>
       <w:pPr>
+        <w:bidi/>
+        <w:spacing w:after="60"/>
+      </w:pPr>
+      <w:r>
+        <w:rPr>
+          <w:rFonts w:ascii="Arial" w:cs="Arial" w:eastAsia="Arial" w:hAnsi="Arial"/>
+          <w:b/>
+          <w:bCs/>
+          <w:color w:val="C62828"/>
+          <w:sz w:val="24"/>
+          <w:szCs w:val="24"/>
+          <w:rtl/>
+        </w:rPr>
+        <w:t xml:space="preserve">الحالات الفاشلة:</w:t>
+      </w:r>
+    </w:p>
+    <w:p>
+      <w:pPr>
+        <w:pStyle w:val="ListParagraph"/>
+        <w:numPr>
+          <w:ilvl w:val="0"/>
+          <w:numId w:val="2"/>
+        </w:numPr>
+        <w:bidi/>
+        <w:spacing w:after="100"/>
+      </w:pPr>
+      <w:r>
+        <w:rPr>
+          <w:rFonts w:ascii="Arial" w:cs="Arial" w:eastAsia="Arial" w:hAnsi="Arial"/>
+          <w:b w:val="false"/>
+          <w:bCs w:val="false"/>
+          <w:sz w:val="24"/>
+          <w:szCs w:val="24"/>
+          <w:rtl/>
+        </w:rPr>
+        <w:t xml:space="preserve">إيميل مستخدم مسبقاً: يُرفض برمز 409 ورسالة «الإيميل مستخدم مسبقاً» ولا يُنشأ الحساب.</w:t>
+      </w:r>
+    </w:p>
+    <w:p>
+      <w:pPr>
+        <w:pStyle w:val="ListParagraph"/>
+        <w:numPr>
+          <w:ilvl w:val="0"/>
+          <w:numId w:val="2"/>
+        </w:numPr>
+        <w:bidi/>
+        <w:spacing w:after="100"/>
+      </w:pPr>
+      <w:r>
+        <w:rPr>
+          <w:rFonts w:ascii="Arial" w:cs="Arial" w:eastAsia="Arial" w:hAnsi="Arial"/>
+          <w:b w:val="false"/>
+          <w:bCs w:val="false"/>
+          <w:sz w:val="24"/>
+          <w:szCs w:val="24"/>
+          <w:rtl/>
+        </w:rPr>
+        <w:t xml:space="preserve">حقل ناقص: يُرفض برمز 400 مع تحديد الحقول المطلوبة.</w:t>
+      </w:r>
+    </w:p>
+    <w:p>
+      <w:pPr>
+        <w:pStyle w:val="ListParagraph"/>
+        <w:numPr>
+          <w:ilvl w:val="0"/>
+          <w:numId w:val="2"/>
+        </w:numPr>
+        <w:bidi/>
+        <w:spacing w:after="100"/>
+      </w:pPr>
+      <w:r>
+        <w:rPr>
+          <w:rFonts w:ascii="Arial" w:cs="Arial" w:eastAsia="Arial" w:hAnsi="Arial"/>
+          <w:b w:val="false"/>
+          <w:bCs w:val="false"/>
+          <w:sz w:val="24"/>
+          <w:szCs w:val="24"/>
+          <w:rtl/>
+        </w:rPr>
+        <w:t xml:space="preserve">كلمتا مرور غير متطابقتين أو قصيرتان: تمنع الواجهة الإرسال أصلاً وتوضح السبب تحت الحقل.</w:t>
+      </w:r>
+    </w:p>
+    <w:p>
+      <w:pPr>
+        <w:pStyle w:val="ListParagraph"/>
+        <w:numPr>
+          <w:ilvl w:val="0"/>
+          <w:numId w:val="2"/>
+        </w:numPr>
+        <w:bidi/>
+        <w:spacing w:after="100"/>
+      </w:pPr>
+      <w:r>
+        <w:rPr>
+          <w:rFonts w:ascii="Arial" w:cs="Arial" w:eastAsia="Arial" w:hAnsi="Arial"/>
+          <w:b w:val="false"/>
+          <w:bCs w:val="false"/>
+          <w:sz w:val="24"/>
+          <w:szCs w:val="24"/>
+          <w:rtl/>
+        </w:rPr>
+        <w:t xml:space="preserve">دور غير صالح مرسل مباشرة للواجهة البرمجية: يُرفض برمز 400 «الدور غير صالح».</w:t>
+      </w:r>
+    </w:p>
+    <w:p>
+      <w:pPr>
         <w:pStyle w:val="Heading2"/>
         <w:bidi/>
         <w:spacing w:after="100" w:before="220"/>
@@ -527,6 +633,112 @@
     </w:p>
     <w:p>
       <w:pPr>
+        <w:bidi/>
+        <w:spacing w:after="60"/>
+      </w:pPr>
+      <w:r>
+        <w:rPr>
+          <w:rFonts w:ascii="Arial" w:cs="Arial" w:eastAsia="Arial" w:hAnsi="Arial"/>
+          <w:b/>
+          <w:bCs/>
+          <w:color w:val="C62828"/>
+          <w:sz w:val="24"/>
+          <w:szCs w:val="24"/>
+          <w:rtl/>
+        </w:rPr>
+        <w:t xml:space="preserve">الحالات الفاشلة:</w:t>
+      </w:r>
+    </w:p>
+    <w:p>
+      <w:pPr>
+        <w:pStyle w:val="ListParagraph"/>
+        <w:numPr>
+          <w:ilvl w:val="0"/>
+          <w:numId w:val="2"/>
+        </w:numPr>
+        <w:bidi/>
+        <w:spacing w:after="100"/>
+      </w:pPr>
+      <w:r>
+        <w:rPr>
+          <w:rFonts w:ascii="Arial" w:cs="Arial" w:eastAsia="Arial" w:hAnsi="Arial"/>
+          <w:b w:val="false"/>
+          <w:bCs w:val="false"/>
+          <w:sz w:val="24"/>
+          <w:szCs w:val="24"/>
+          <w:rtl/>
+        </w:rPr>
+        <w:t xml:space="preserve">إيميل غير موجود أو كلمة مرور خاطئة: رمز 401 برسالة موحّدة دون كشف أيهما الخطأ.</w:t>
+      </w:r>
+    </w:p>
+    <w:p>
+      <w:pPr>
+        <w:pStyle w:val="ListParagraph"/>
+        <w:numPr>
+          <w:ilvl w:val="0"/>
+          <w:numId w:val="2"/>
+        </w:numPr>
+        <w:bidi/>
+        <w:spacing w:after="100"/>
+      </w:pPr>
+      <w:r>
+        <w:rPr>
+          <w:rFonts w:ascii="Arial" w:cs="Arial" w:eastAsia="Arial" w:hAnsi="Arial"/>
+          <w:b w:val="false"/>
+          <w:bCs w:val="false"/>
+          <w:sz w:val="24"/>
+          <w:szCs w:val="24"/>
+          <w:rtl/>
+        </w:rPr>
+        <w:t xml:space="preserve">حقول فارغة: رمز 400 «الإيميل والباسورد مطلوبان».</w:t>
+      </w:r>
+    </w:p>
+    <w:p>
+      <w:pPr>
+        <w:pStyle w:val="ListParagraph"/>
+        <w:numPr>
+          <w:ilvl w:val="0"/>
+          <w:numId w:val="2"/>
+        </w:numPr>
+        <w:bidi/>
+        <w:spacing w:after="100"/>
+      </w:pPr>
+      <w:r>
+        <w:rPr>
+          <w:rFonts w:ascii="Arial" w:cs="Arial" w:eastAsia="Arial" w:hAnsi="Arial"/>
+          <w:b w:val="false"/>
+          <w:bCs w:val="false"/>
+          <w:sz w:val="24"/>
+          <w:szCs w:val="24"/>
+          <w:rtl/>
+        </w:rPr>
+        <w:t xml:space="preserve">انقطاع الشبكة أو توقف الخادم: رسالة «تعذّر الاتصال بالسيرفر» دون انهيار للتطبيق.</w:t>
+      </w:r>
+    </w:p>
+    <w:p>
+      <w:pPr>
+        <w:pStyle w:val="ListParagraph"/>
+        <w:numPr>
+          <w:ilvl w:val="0"/>
+          <w:numId w:val="2"/>
+        </w:numPr>
+        <w:bidi/>
+        <w:spacing w:after="100"/>
+      </w:pPr>
+      <w:r>
+        <w:rPr>
+          <w:rFonts w:ascii="Arial" w:cs="Arial" w:eastAsia="Arial" w:hAnsi="Arial"/>
+          <w:b w:val="false"/>
+          <w:bCs w:val="false"/>
+          <w:sz w:val="24"/>
+          <w:szCs w:val="24"/>
+          <w:rtl/>
+        </w:rPr>
+        <w:t xml:space="preserve">انتهاء صلاحية التوكن بعد سبعة أيام: تُرفض الطلبات المحمية ويُعاد المستخدم لشاشة الدخول.</w:t>
+      </w:r>
+    </w:p>
+    <w:p>
+      <w:pPr>
         <w:pStyle w:val="Heading2"/>
         <w:bidi/>
         <w:spacing w:after="100" w:before="220"/>
@@ -811,6 +1023,68 @@
     </w:p>
     <w:p>
       <w:pPr>
+        <w:bidi/>
+        <w:spacing w:after="60"/>
+      </w:pPr>
+      <w:r>
+        <w:rPr>
+          <w:rFonts w:ascii="Arial" w:cs="Arial" w:eastAsia="Arial" w:hAnsi="Arial"/>
+          <w:b/>
+          <w:bCs/>
+          <w:color w:val="C62828"/>
+          <w:sz w:val="24"/>
+          <w:szCs w:val="24"/>
+          <w:rtl/>
+        </w:rPr>
+        <w:t xml:space="preserve">الحالات الفاشلة:</w:t>
+      </w:r>
+    </w:p>
+    <w:p>
+      <w:pPr>
+        <w:pStyle w:val="ListParagraph"/>
+        <w:numPr>
+          <w:ilvl w:val="0"/>
+          <w:numId w:val="2"/>
+        </w:numPr>
+        <w:bidi/>
+        <w:spacing w:after="100"/>
+      </w:pPr>
+      <w:r>
+        <w:rPr>
+          <w:rFonts w:ascii="Arial" w:cs="Arial" w:eastAsia="Arial" w:hAnsi="Arial"/>
+          <w:b w:val="false"/>
+          <w:bCs w:val="false"/>
+          <w:sz w:val="24"/>
+          <w:szCs w:val="24"/>
+          <w:rtl/>
+        </w:rPr>
+        <w:t xml:space="preserve">ولي أمر بلا أطفال مرتبطين: قائمة فارغة برسالة لطيفة، وليست خطأً.</w:t>
+      </w:r>
+    </w:p>
+    <w:p>
+      <w:pPr>
+        <w:pStyle w:val="ListParagraph"/>
+        <w:numPr>
+          <w:ilvl w:val="0"/>
+          <w:numId w:val="2"/>
+        </w:numPr>
+        <w:bidi/>
+        <w:spacing w:after="100"/>
+      </w:pPr>
+      <w:r>
+        <w:rPr>
+          <w:rFonts w:ascii="Arial" w:cs="Arial" w:eastAsia="Arial" w:hAnsi="Arial"/>
+          <w:b w:val="false"/>
+          <w:bCs w:val="false"/>
+          <w:sz w:val="24"/>
+          <w:szCs w:val="24"/>
+          <w:rtl/>
+        </w:rPr>
+        <w:t xml:space="preserve">طلب مباشر للواجهة البرمجية بتوكن ولي الأمر: لا تُعاد إلا سجلات أطفاله مهما حاول.</w:t>
+      </w:r>
+    </w:p>
+    <w:p>
+      <w:pPr>
         <w:pStyle w:val="Heading2"/>
         <w:bidi/>
         <w:spacing w:after="100" w:before="220"/>
@@ -1137,6 +1411,90 @@
     </w:p>
     <w:p>
       <w:pPr>
+        <w:bidi/>
+        <w:spacing w:after="60"/>
+      </w:pPr>
+      <w:r>
+        <w:rPr>
+          <w:rFonts w:ascii="Arial" w:cs="Arial" w:eastAsia="Arial" w:hAnsi="Arial"/>
+          <w:b/>
+          <w:bCs/>
+          <w:color w:val="C62828"/>
+          <w:sz w:val="24"/>
+          <w:szCs w:val="24"/>
+          <w:rtl/>
+        </w:rPr>
+        <w:t xml:space="preserve">الحالات الفاشلة:</w:t>
+      </w:r>
+    </w:p>
+    <w:p>
+      <w:pPr>
+        <w:pStyle w:val="ListParagraph"/>
+        <w:numPr>
+          <w:ilvl w:val="0"/>
+          <w:numId w:val="2"/>
+        </w:numPr>
+        <w:bidi/>
+        <w:spacing w:after="100"/>
+      </w:pPr>
+      <w:r>
+        <w:rPr>
+          <w:rFonts w:ascii="Arial" w:cs="Arial" w:eastAsia="Arial" w:hAnsi="Arial"/>
+          <w:b w:val="false"/>
+          <w:bCs w:val="false"/>
+          <w:sz w:val="24"/>
+          <w:szCs w:val="24"/>
+          <w:rtl/>
+        </w:rPr>
+        <w:t xml:space="preserve">طلب تسجيل تقدّم بتوكن ولي أمر ولو من خارج التطبيق: يُرفض برمز 403 «لا تملك صلاحية لهذا الإجراء».</w:t>
+      </w:r>
+    </w:p>
+    <w:p>
+      <w:pPr>
+        <w:pStyle w:val="ListParagraph"/>
+        <w:numPr>
+          <w:ilvl w:val="0"/>
+          <w:numId w:val="2"/>
+        </w:numPr>
+        <w:bidi/>
+        <w:spacing w:after="100"/>
+      </w:pPr>
+      <w:r>
+        <w:rPr>
+          <w:rFonts w:ascii="Arial" w:cs="Arial" w:eastAsia="Arial" w:hAnsi="Arial"/>
+          <w:b w:val="false"/>
+          <w:bCs w:val="false"/>
+          <w:sz w:val="24"/>
+          <w:szCs w:val="24"/>
+          <w:rtl/>
+        </w:rPr>
+        <w:t xml:space="preserve">طلب بلا توكن إطلاقاً: يُرفض برمز 401 «التوكن مفقود».</w:t>
+      </w:r>
+    </w:p>
+    <w:p>
+      <w:pPr>
+        <w:pStyle w:val="ListParagraph"/>
+        <w:numPr>
+          <w:ilvl w:val="0"/>
+          <w:numId w:val="2"/>
+        </w:numPr>
+        <w:bidi/>
+        <w:spacing w:after="100"/>
+      </w:pPr>
+      <w:r>
+        <w:rPr>
+          <w:rFonts w:ascii="Arial" w:cs="Arial" w:eastAsia="Arial" w:hAnsi="Arial"/>
+          <w:b w:val="false"/>
+          <w:bCs w:val="false"/>
+          <w:sz w:val="24"/>
+          <w:szCs w:val="24"/>
+          <w:rtl/>
+        </w:rPr>
+        <w:t xml:space="preserve">توكن معدّل أو مزوّر: يُرفض برمز 403 «توكن غير صالح».</w:t>
+      </w:r>
+    </w:p>
+    <w:p>
+      <w:pPr>
         <w:pStyle w:val="Heading2"/>
         <w:bidi/>
         <w:spacing w:after="100" w:before="220"/>
@@ -1523,6 +1881,68 @@
     </w:p>
     <w:p>
       <w:pPr>
+        <w:bidi/>
+        <w:spacing w:after="60"/>
+      </w:pPr>
+      <w:r>
+        <w:rPr>
+          <w:rFonts w:ascii="Arial" w:cs="Arial" w:eastAsia="Arial" w:hAnsi="Arial"/>
+          <w:b/>
+          <w:bCs/>
+          <w:color w:val="C62828"/>
+          <w:sz w:val="24"/>
+          <w:szCs w:val="24"/>
+          <w:rtl/>
+        </w:rPr>
+        <w:t xml:space="preserve">الحالات الفاشلة:</w:t>
+      </w:r>
+    </w:p>
+    <w:p>
+      <w:pPr>
+        <w:pStyle w:val="ListParagraph"/>
+        <w:numPr>
+          <w:ilvl w:val="0"/>
+          <w:numId w:val="2"/>
+        </w:numPr>
+        <w:bidi/>
+        <w:spacing w:after="100"/>
+      </w:pPr>
+      <w:r>
+        <w:rPr>
+          <w:rFonts w:ascii="Arial" w:cs="Arial" w:eastAsia="Arial" w:hAnsi="Arial"/>
+          <w:b w:val="false"/>
+          <w:bCs w:val="false"/>
+          <w:sz w:val="24"/>
+          <w:szCs w:val="24"/>
+          <w:rtl/>
+        </w:rPr>
+        <w:t xml:space="preserve">عنوان فارغ: يُرفض برمز 400 «عنوان الدرس مطلوب».</w:t>
+      </w:r>
+    </w:p>
+    <w:p>
+      <w:pPr>
+        <w:pStyle w:val="ListParagraph"/>
+        <w:numPr>
+          <w:ilvl w:val="0"/>
+          <w:numId w:val="2"/>
+        </w:numPr>
+        <w:bidi/>
+        <w:spacing w:after="100"/>
+      </w:pPr>
+      <w:r>
+        <w:rPr>
+          <w:rFonts w:ascii="Arial" w:cs="Arial" w:eastAsia="Arial" w:hAnsi="Arial"/>
+          <w:b w:val="false"/>
+          <w:bCs w:val="false"/>
+          <w:sz w:val="24"/>
+          <w:szCs w:val="24"/>
+          <w:rtl/>
+        </w:rPr>
+        <w:t xml:space="preserve">محاولة مختص إضافة درس: تُرفض برمز 403.</w:t>
+      </w:r>
+    </w:p>
+    <w:p>
+      <w:pPr>
         <w:pStyle w:val="Heading2"/>
         <w:bidi/>
         <w:spacing w:after="100" w:before="220"/>
@@ -1708,6 +2128,90 @@
     </w:p>
     <w:p>
       <w:pPr>
+        <w:bidi/>
+        <w:spacing w:after="60"/>
+      </w:pPr>
+      <w:r>
+        <w:rPr>
+          <w:rFonts w:ascii="Arial" w:cs="Arial" w:eastAsia="Arial" w:hAnsi="Arial"/>
+          <w:b/>
+          <w:bCs/>
+          <w:color w:val="C62828"/>
+          <w:sz w:val="24"/>
+          <w:szCs w:val="24"/>
+          <w:rtl/>
+        </w:rPr>
+        <w:t xml:space="preserve">الحالات الفاشلة:</w:t>
+      </w:r>
+    </w:p>
+    <w:p>
+      <w:pPr>
+        <w:pStyle w:val="ListParagraph"/>
+        <w:numPr>
+          <w:ilvl w:val="0"/>
+          <w:numId w:val="2"/>
+        </w:numPr>
+        <w:bidi/>
+        <w:spacing w:after="100"/>
+      </w:pPr>
+      <w:r>
+        <w:rPr>
+          <w:rFonts w:ascii="Arial" w:cs="Arial" w:eastAsia="Arial" w:hAnsi="Arial"/>
+          <w:b w:val="false"/>
+          <w:bCs w:val="false"/>
+          <w:sz w:val="24"/>
+          <w:szCs w:val="24"/>
+          <w:rtl/>
+        </w:rPr>
+        <w:t xml:space="preserve">نقص معرّف الطفل أو الدرس: يُرفض برمز 400.</w:t>
+      </w:r>
+    </w:p>
+    <w:p>
+      <w:pPr>
+        <w:pStyle w:val="ListParagraph"/>
+        <w:numPr>
+          <w:ilvl w:val="0"/>
+          <w:numId w:val="2"/>
+        </w:numPr>
+        <w:bidi/>
+        <w:spacing w:after="100"/>
+      </w:pPr>
+      <w:r>
+        <w:rPr>
+          <w:rFonts w:ascii="Arial" w:cs="Arial" w:eastAsia="Arial" w:hAnsi="Arial"/>
+          <w:b w:val="false"/>
+          <w:bCs w:val="false"/>
+          <w:sz w:val="24"/>
+          <w:szCs w:val="24"/>
+          <w:rtl/>
+        </w:rPr>
+        <w:t xml:space="preserve">حالة غير معروفة خارج القيم الثلاث: تُرفض برمز 400 «الحالة غير صالحة».</w:t>
+      </w:r>
+    </w:p>
+    <w:p>
+      <w:pPr>
+        <w:pStyle w:val="ListParagraph"/>
+        <w:numPr>
+          <w:ilvl w:val="0"/>
+          <w:numId w:val="2"/>
+        </w:numPr>
+        <w:bidi/>
+        <w:spacing w:after="100"/>
+      </w:pPr>
+      <w:r>
+        <w:rPr>
+          <w:rFonts w:ascii="Arial" w:cs="Arial" w:eastAsia="Arial" w:hAnsi="Arial"/>
+          <w:b w:val="false"/>
+          <w:bCs w:val="false"/>
+          <w:sz w:val="24"/>
+          <w:szCs w:val="24"/>
+          <w:rtl/>
+        </w:rPr>
+        <w:t xml:space="preserve">فشل الشبكة أثناء الحفظ: رسالة خطأ حمراء ويبقى الزر متاحاً لإعادة المحاولة، ولا يتحول لمكتمل.</w:t>
+      </w:r>
+    </w:p>
+    <w:p>
+      <w:pPr>
         <w:pStyle w:val="Heading2"/>
         <w:bidi/>
         <w:spacing w:after="100" w:before="220"/>
@@ -2135,6 +2639,68 @@
     </w:p>
     <w:p>
       <w:pPr>
+        <w:bidi/>
+        <w:spacing w:after="60"/>
+      </w:pPr>
+      <w:r>
+        <w:rPr>
+          <w:rFonts w:ascii="Arial" w:cs="Arial" w:eastAsia="Arial" w:hAnsi="Arial"/>
+          <w:b/>
+          <w:bCs/>
+          <w:color w:val="C62828"/>
+          <w:sz w:val="24"/>
+          <w:szCs w:val="24"/>
+          <w:rtl/>
+        </w:rPr>
+        <w:t xml:space="preserve">الحالات الفاشلة:</w:t>
+      </w:r>
+    </w:p>
+    <w:p>
+      <w:pPr>
+        <w:pStyle w:val="ListParagraph"/>
+        <w:numPr>
+          <w:ilvl w:val="0"/>
+          <w:numId w:val="2"/>
+        </w:numPr>
+        <w:bidi/>
+        <w:spacing w:after="100"/>
+      </w:pPr>
+      <w:r>
+        <w:rPr>
+          <w:rFonts w:ascii="Arial" w:cs="Arial" w:eastAsia="Arial" w:hAnsi="Arial"/>
+          <w:b w:val="false"/>
+          <w:bCs w:val="false"/>
+          <w:sz w:val="24"/>
+          <w:szCs w:val="24"/>
+          <w:rtl/>
+        </w:rPr>
+        <w:t xml:space="preserve">معرّف ولي الأمر مفقود: يُرفض برمز 400.</w:t>
+      </w:r>
+    </w:p>
+    <w:p>
+      <w:pPr>
+        <w:pStyle w:val="ListParagraph"/>
+        <w:numPr>
+          <w:ilvl w:val="0"/>
+          <w:numId w:val="2"/>
+        </w:numPr>
+        <w:bidi/>
+        <w:spacing w:after="100"/>
+      </w:pPr>
+      <w:r>
+        <w:rPr>
+          <w:rFonts w:ascii="Arial" w:cs="Arial" w:eastAsia="Arial" w:hAnsi="Arial"/>
+          <w:b w:val="false"/>
+          <w:bCs w:val="false"/>
+          <w:sz w:val="24"/>
+          <w:szCs w:val="24"/>
+          <w:rtl/>
+        </w:rPr>
+        <w:t xml:space="preserve">تكرار نفس الربط: يُتجاهل بأمان دون إنشاء سجل مكرر ودون خطأ.</w:t>
+      </w:r>
+    </w:p>
+    <w:p>
+      <w:pPr>
         <w:pStyle w:val="Heading1"/>
         <w:bidi/>
         <w:spacing w:after="160" w:before="320"/>
@@ -2339,6 +2905,68 @@
     </w:p>
     <w:p>
       <w:pPr>
+        <w:bidi/>
+        <w:spacing w:after="60"/>
+      </w:pPr>
+      <w:r>
+        <w:rPr>
+          <w:rFonts w:ascii="Arial" w:cs="Arial" w:eastAsia="Arial" w:hAnsi="Arial"/>
+          <w:b/>
+          <w:bCs/>
+          <w:color w:val="C62828"/>
+          <w:sz w:val="24"/>
+          <w:szCs w:val="24"/>
+          <w:rtl/>
+        </w:rPr>
+        <w:t xml:space="preserve">الحالات الفاشلة:</w:t>
+      </w:r>
+    </w:p>
+    <w:p>
+      <w:pPr>
+        <w:pStyle w:val="ListParagraph"/>
+        <w:numPr>
+          <w:ilvl w:val="0"/>
+          <w:numId w:val="2"/>
+        </w:numPr>
+        <w:bidi/>
+        <w:spacing w:after="100"/>
+      </w:pPr>
+      <w:r>
+        <w:rPr>
+          <w:rFonts w:ascii="Arial" w:cs="Arial" w:eastAsia="Arial" w:hAnsi="Arial"/>
+          <w:b w:val="false"/>
+          <w:bCs w:val="false"/>
+          <w:sz w:val="24"/>
+          <w:szCs w:val="24"/>
+          <w:rtl/>
+        </w:rPr>
+        <w:t xml:space="preserve">متصفح لا يدعم القراءة الصوتية: تظهر رسالة توضيحية بدل الفشل الصامت.</w:t>
+      </w:r>
+    </w:p>
+    <w:p>
+      <w:pPr>
+        <w:pStyle w:val="ListParagraph"/>
+        <w:numPr>
+          <w:ilvl w:val="0"/>
+          <w:numId w:val="2"/>
+        </w:numPr>
+        <w:bidi/>
+        <w:spacing w:after="100"/>
+      </w:pPr>
+      <w:r>
+        <w:rPr>
+          <w:rFonts w:ascii="Arial" w:cs="Arial" w:eastAsia="Arial" w:hAnsi="Arial"/>
+          <w:b w:val="false"/>
+          <w:bCs w:val="false"/>
+          <w:sz w:val="24"/>
+          <w:szCs w:val="24"/>
+          <w:rtl/>
+        </w:rPr>
+        <w:t xml:space="preserve">تشغيل قراءة درس آخر أثناء قراءة جارية: تتوقف القراءة الأولى تلقائياً.</w:t>
+      </w:r>
+    </w:p>
+    <w:p>
+      <w:pPr>
         <w:pStyle w:val="Heading2"/>
         <w:bidi/>
         <w:spacing w:after="100" w:before="220"/>
@@ -2543,6 +3171,68 @@
     </w:p>
     <w:p>
       <w:pPr>
+        <w:bidi/>
+        <w:spacing w:after="60"/>
+      </w:pPr>
+      <w:r>
+        <w:rPr>
+          <w:rFonts w:ascii="Arial" w:cs="Arial" w:eastAsia="Arial" w:hAnsi="Arial"/>
+          <w:b/>
+          <w:bCs/>
+          <w:color w:val="C62828"/>
+          <w:sz w:val="24"/>
+          <w:szCs w:val="24"/>
+          <w:rtl/>
+        </w:rPr>
+        <w:t xml:space="preserve">الحالات الفاشلة:</w:t>
+      </w:r>
+    </w:p>
+    <w:p>
+      <w:pPr>
+        <w:pStyle w:val="ListParagraph"/>
+        <w:numPr>
+          <w:ilvl w:val="0"/>
+          <w:numId w:val="2"/>
+        </w:numPr>
+        <w:bidi/>
+        <w:spacing w:after="100"/>
+      </w:pPr>
+      <w:r>
+        <w:rPr>
+          <w:rFonts w:ascii="Arial" w:cs="Arial" w:eastAsia="Arial" w:hAnsi="Arial"/>
+          <w:b w:val="false"/>
+          <w:bCs w:val="false"/>
+          <w:sz w:val="24"/>
+          <w:szCs w:val="24"/>
+          <w:rtl/>
+        </w:rPr>
+        <w:t xml:space="preserve">انقطاع الاتصال أثناء التحميل: صندوق خطأ مع زر «إعادة المحاولة» في نفس المكان.</w:t>
+      </w:r>
+    </w:p>
+    <w:p>
+      <w:pPr>
+        <w:pStyle w:val="ListParagraph"/>
+        <w:numPr>
+          <w:ilvl w:val="0"/>
+          <w:numId w:val="2"/>
+        </w:numPr>
+        <w:bidi/>
+        <w:spacing w:after="100"/>
+      </w:pPr>
+      <w:r>
+        <w:rPr>
+          <w:rFonts w:ascii="Arial" w:cs="Arial" w:eastAsia="Arial" w:hAnsi="Arial"/>
+          <w:b w:val="false"/>
+          <w:bCs w:val="false"/>
+          <w:sz w:val="24"/>
+          <w:szCs w:val="24"/>
+          <w:rtl/>
+        </w:rPr>
+        <w:t xml:space="preserve">خطأ من الخادم: تُعرض رسالته العربية كما وصلت دون انهيار الشاشة.</w:t>
+      </w:r>
+    </w:p>
+    <w:p>
+      <w:pPr>
         <w:pStyle w:val="Heading1"/>
         <w:bidi/>
         <w:spacing w:after="160" w:before="320"/>
@@ -2721,6 +3411,46 @@
           <w:rtl/>
         </w:rPr>
         <w:t xml:space="preserve">التطبيق يتصل بنفس الخادم ونفس البيانات.</w:t>
+      </w:r>
+    </w:p>
+    <w:p>
+      <w:pPr>
+        <w:bidi/>
+        <w:spacing w:after="60"/>
+      </w:pPr>
+      <w:r>
+        <w:rPr>
+          <w:rFonts w:ascii="Arial" w:cs="Arial" w:eastAsia="Arial" w:hAnsi="Arial"/>
+          <w:b/>
+          <w:bCs/>
+          <w:color w:val="C62828"/>
+          <w:sz w:val="24"/>
+          <w:szCs w:val="24"/>
+          <w:rtl/>
+        </w:rPr>
+        <w:t xml:space="preserve">الحالات الفاشلة:</w:t>
+      </w:r>
+    </w:p>
+    <w:p>
+      <w:pPr>
+        <w:pStyle w:val="ListParagraph"/>
+        <w:numPr>
+          <w:ilvl w:val="0"/>
+          <w:numId w:val="2"/>
+        </w:numPr>
+        <w:bidi/>
+        <w:spacing w:after="100"/>
+      </w:pPr>
+      <w:r>
+        <w:rPr>
+          <w:rFonts w:ascii="Arial" w:cs="Arial" w:eastAsia="Arial" w:hAnsi="Arial"/>
+          <w:b w:val="false"/>
+          <w:bCs w:val="false"/>
+          <w:sz w:val="24"/>
+          <w:szCs w:val="24"/>
+          <w:rtl/>
+        </w:rPr>
+        <w:t xml:space="preserve">توقف خادم الاستضافة مؤقتاً: التطبيق والموقع يعرضان خطأ اتصال واضحاً مع إمكانية إعادة المحاولة، بدل الانهيار.</w:t>
       </w:r>
     </w:p>
     <w:p>
